--- a/public/BBXN-template/BBXN.docx
+++ b/public/BBXN-template/BBXN.docx
@@ -104,7 +104,6 @@
           <w:bCs/>
           <w:sz w:val="22"/>
           <w:szCs w:val="22"/>
-          <w:lang w:val="en-US"/>
         </w:rPr>
       </w:pPr>
       <w:r>
@@ -126,121 +125,15 @@
           <w:rFonts w:asciiTheme="majorHAnsi" w:hAnsiTheme="majorHAnsi" w:cstheme="majorHAnsi"/>
           <w:sz w:val="22"/>
           <w:szCs w:val="22"/>
-          <w:lang w:val="en-US"/>
         </w:rPr>
       </w:pPr>
-      <w:proofErr w:type="spellStart"/>
-      <w:r>
-        <w:rPr>
-          <w:rFonts w:asciiTheme="majorHAnsi" w:hAnsiTheme="majorHAnsi" w:cstheme="majorHAnsi"/>
-          <w:sz w:val="22"/>
-          <w:szCs w:val="22"/>
-          <w:lang w:val="en-US"/>
-        </w:rPr>
-        <w:t>Từ</w:t>
-      </w:r>
-      <w:proofErr w:type="spellEnd"/>
-      <w:r>
-        <w:rPr>
-          <w:rFonts w:asciiTheme="majorHAnsi" w:hAnsiTheme="majorHAnsi" w:cstheme="majorHAnsi"/>
-          <w:sz w:val="22"/>
-          <w:szCs w:val="22"/>
-          <w:lang w:val="en-US"/>
-        </w:rPr>
-        <w:t xml:space="preserve"> </w:t>
-      </w:r>
-      <w:proofErr w:type="spellStart"/>
-      <w:r>
-        <w:rPr>
-          <w:rFonts w:asciiTheme="majorHAnsi" w:hAnsiTheme="majorHAnsi" w:cstheme="majorHAnsi"/>
-          <w:sz w:val="22"/>
-          <w:szCs w:val="22"/>
-          <w:lang w:val="en-US"/>
-        </w:rPr>
-        <w:t>ngày</w:t>
-      </w:r>
-      <w:proofErr w:type="spellEnd"/>
-      <w:r>
-        <w:rPr>
-          <w:rFonts w:asciiTheme="majorHAnsi" w:hAnsiTheme="majorHAnsi" w:cstheme="majorHAnsi"/>
-          <w:sz w:val="22"/>
-          <w:szCs w:val="22"/>
-          <w:lang w:val="en-US"/>
-        </w:rPr>
-        <w:t xml:space="preserve"> </w:t>
-      </w:r>
       <w:r>
         <w:rPr>
           <w:rFonts w:asciiTheme="majorHAnsi" w:hAnsiTheme="majorHAnsi" w:cstheme="majorHAnsi"/>
           <w:sz w:val="22"/>
           <w:szCs w:val="22"/>
         </w:rPr>
-        <w:t>{</w:t>
-      </w:r>
-      <w:r>
-        <w:rPr>
-          <w:rFonts w:asciiTheme="majorHAnsi" w:hAnsiTheme="majorHAnsi" w:cstheme="majorHAnsi"/>
-          <w:sz w:val="22"/>
-          <w:szCs w:val="22"/>
-          <w:lang w:val="en-US"/>
-        </w:rPr>
-        <w:t>S</w:t>
-      </w:r>
-      <w:proofErr w:type="spellStart"/>
-      <w:r>
-        <w:rPr>
-          <w:rFonts w:asciiTheme="majorHAnsi" w:hAnsiTheme="majorHAnsi" w:cstheme="majorHAnsi"/>
-          <w:sz w:val="22"/>
-          <w:szCs w:val="22"/>
-        </w:rPr>
-        <w:t>tart</w:t>
-      </w:r>
-      <w:proofErr w:type="spellEnd"/>
-      <w:r>
-        <w:rPr>
-          <w:rFonts w:asciiTheme="majorHAnsi" w:hAnsiTheme="majorHAnsi" w:cstheme="majorHAnsi"/>
-          <w:sz w:val="22"/>
-          <w:szCs w:val="22"/>
-          <w:lang w:val="en-US"/>
-        </w:rPr>
-        <w:t>Date</w:t>
-      </w:r>
-      <w:r>
-        <w:rPr>
-          <w:rFonts w:asciiTheme="majorHAnsi" w:hAnsiTheme="majorHAnsi" w:cstheme="majorHAnsi"/>
-          <w:sz w:val="22"/>
-          <w:szCs w:val="22"/>
-        </w:rPr>
-        <w:t>}</w:t>
-      </w:r>
-      <w:r>
-        <w:rPr>
-          <w:rFonts w:asciiTheme="majorHAnsi" w:hAnsiTheme="majorHAnsi" w:cstheme="majorHAnsi"/>
-          <w:sz w:val="22"/>
-          <w:szCs w:val="22"/>
-          <w:lang w:val="en-US"/>
-        </w:rPr>
-        <w:t xml:space="preserve"> </w:t>
-      </w:r>
-      <w:proofErr w:type="spellStart"/>
-      <w:r>
-        <w:rPr>
-          <w:rFonts w:asciiTheme="majorHAnsi" w:hAnsiTheme="majorHAnsi" w:cstheme="majorHAnsi"/>
-          <w:sz w:val="22"/>
-          <w:szCs w:val="22"/>
-          <w:lang w:val="en-US"/>
-        </w:rPr>
-        <w:t>đến</w:t>
-      </w:r>
-      <w:proofErr w:type="spellEnd"/>
-      <w:r>
-        <w:rPr>
-          <w:rFonts w:asciiTheme="majorHAnsi" w:hAnsiTheme="majorHAnsi" w:cstheme="majorHAnsi"/>
-          <w:sz w:val="22"/>
-          <w:szCs w:val="22"/>
-          <w:lang w:val="en-US"/>
-        </w:rPr>
-        <w:t xml:space="preserve"> </w:t>
+        <w:t xml:space="preserve">Từ ngày </w:t>
       </w:r>
       <w:r>
         <w:rPr>
@@ -256,18 +149,58 @@
           <w:rFonts w:asciiTheme="majorHAnsi" w:hAnsiTheme="majorHAnsi" w:cstheme="majorHAnsi"/>
           <w:sz w:val="22"/>
           <w:szCs w:val="22"/>
-          <w:lang w:val="en-US"/>
         </w:rPr>
-        <w:t>End</w:t>
+        <w:t>S</w:t>
       </w:r>
       <w:r>
         <w:rPr>
           <w:rFonts w:asciiTheme="majorHAnsi" w:hAnsiTheme="majorHAnsi" w:cstheme="majorHAnsi"/>
           <w:sz w:val="22"/>
           <w:szCs w:val="22"/>
-          <w:lang w:val="en-US"/>
+        </w:rPr>
+        <w:t>tart</w:t>
+      </w:r>
+      <w:r>
+        <w:rPr>
+          <w:rFonts w:asciiTheme="majorHAnsi" w:hAnsiTheme="majorHAnsi" w:cstheme="majorHAnsi"/>
+          <w:sz w:val="22"/>
+          <w:szCs w:val="22"/>
         </w:rPr>
         <w:t>Date</w:t>
+      </w:r>
+      <w:proofErr w:type="spellEnd"/>
+      <w:r>
+        <w:rPr>
+          <w:rFonts w:asciiTheme="majorHAnsi" w:hAnsiTheme="majorHAnsi" w:cstheme="majorHAnsi"/>
+          <w:sz w:val="22"/>
+          <w:szCs w:val="22"/>
+        </w:rPr>
+        <w:t>}</w:t>
+      </w:r>
+      <w:r>
+        <w:rPr>
+          <w:rFonts w:asciiTheme="majorHAnsi" w:hAnsiTheme="majorHAnsi" w:cstheme="majorHAnsi"/>
+          <w:sz w:val="22"/>
+          <w:szCs w:val="22"/>
+        </w:rPr>
+        <w:t xml:space="preserve"> đến </w:t>
+      </w:r>
+      <w:r>
+        <w:rPr>
+          <w:rFonts w:asciiTheme="majorHAnsi" w:hAnsiTheme="majorHAnsi" w:cstheme="majorHAnsi"/>
+          <w:sz w:val="22"/>
+          <w:szCs w:val="22"/>
+        </w:rPr>
+        <w:t>{</w:t>
+      </w:r>
+      <w:proofErr w:type="spellStart"/>
+      <w:r>
+        <w:rPr>
+          <w:rFonts w:asciiTheme="majorHAnsi" w:hAnsiTheme="majorHAnsi" w:cstheme="majorHAnsi"/>
+          <w:sz w:val="22"/>
+          <w:szCs w:val="22"/>
+        </w:rPr>
+        <w:t>EndDate</w:t>
       </w:r>
       <w:proofErr w:type="spellEnd"/>
       <w:r>
@@ -287,20 +220,26 @@
       </w:tblPr>
       <w:tblGrid>
         <w:gridCol w:w="1922"/>
-        <w:gridCol w:w="1508"/>
-        <w:gridCol w:w="1503"/>
-        <w:gridCol w:w="1421"/>
-        <w:gridCol w:w="1395"/>
-        <w:gridCol w:w="2199"/>
-        <w:gridCol w:w="2079"/>
-        <w:gridCol w:w="1540"/>
-        <w:gridCol w:w="993"/>
+        <w:gridCol w:w="1509"/>
+        <w:gridCol w:w="1504"/>
+        <w:gridCol w:w="1422"/>
+        <w:gridCol w:w="1396"/>
+        <w:gridCol w:w="2200"/>
+        <w:gridCol w:w="2081"/>
+        <w:gridCol w:w="1542"/>
+        <w:gridCol w:w="994"/>
       </w:tblGrid>
       <w:tr>
         <w:tc>
           <w:tcPr>
             <w:tcW w:w="1178" w:type="pct"/>
             <w:gridSpan w:val="2"/>
+            <w:tcBorders>
+              <w:top w:val="nil"/>
+              <w:left w:val="nil"/>
+              <w:bottom w:val="nil"/>
+              <w:right w:val="nil"/>
+            </w:tcBorders>
             <w:vAlign w:val="center"/>
           </w:tcPr>
           <w:p>
@@ -379,6 +318,12 @@
           <w:tcPr>
             <w:tcW w:w="3822" w:type="pct"/>
             <w:gridSpan w:val="7"/>
+            <w:tcBorders>
+              <w:top w:val="nil"/>
+              <w:left w:val="nil"/>
+              <w:bottom w:val="nil"/>
+              <w:right w:val="nil"/>
+            </w:tcBorders>
           </w:tcPr>
           <w:p>
             <w:pPr>
@@ -435,6 +380,12 @@
           <w:tcPr>
             <w:tcW w:w="1178" w:type="pct"/>
             <w:gridSpan w:val="2"/>
+            <w:tcBorders>
+              <w:top w:val="nil"/>
+              <w:left w:val="nil"/>
+              <w:bottom w:val="nil"/>
+              <w:right w:val="nil"/>
+            </w:tcBorders>
             <w:vAlign w:val="center"/>
           </w:tcPr>
           <w:p>
@@ -493,6 +444,12 @@
           <w:tcPr>
             <w:tcW w:w="3822" w:type="pct"/>
             <w:gridSpan w:val="7"/>
+            <w:tcBorders>
+              <w:top w:val="nil"/>
+              <w:left w:val="nil"/>
+              <w:bottom w:val="nil"/>
+              <w:right w:val="nil"/>
+            </w:tcBorders>
           </w:tcPr>
           <w:p>
             <w:pPr>
@@ -541,6 +498,12 @@
           <w:tcPr>
             <w:tcW w:w="1178" w:type="pct"/>
             <w:gridSpan w:val="2"/>
+            <w:tcBorders>
+              <w:top w:val="nil"/>
+              <w:left w:val="nil"/>
+              <w:bottom w:val="nil"/>
+              <w:right w:val="nil"/>
+            </w:tcBorders>
             <w:vAlign w:val="center"/>
           </w:tcPr>
           <w:p>
@@ -619,6 +582,12 @@
           <w:tcPr>
             <w:tcW w:w="3822" w:type="pct"/>
             <w:gridSpan w:val="7"/>
+            <w:tcBorders>
+              <w:top w:val="nil"/>
+              <w:left w:val="nil"/>
+              <w:bottom w:val="nil"/>
+              <w:right w:val="nil"/>
+            </w:tcBorders>
           </w:tcPr>
           <w:p>
             <w:pPr>
@@ -675,117 +644,30 @@
           <w:tcPr>
             <w:tcW w:w="1178" w:type="pct"/>
             <w:gridSpan w:val="2"/>
-            <w:vAlign w:val="center"/>
-          </w:tcPr>
-          <w:p>
-            <w:pPr>
-              <w:spacing w:line="312" w:lineRule="auto"/>
-              <w:rPr>
-                <w:rFonts w:asciiTheme="majorHAnsi" w:hAnsiTheme="majorHAnsi" w:cstheme="majorHAnsi"/>
-                <w:sz w:val="22"/>
-                <w:szCs w:val="22"/>
-                <w:lang w:val="en-US"/>
-              </w:rPr>
-            </w:pPr>
-            <w:proofErr w:type="spellStart"/>
-            <w:r>
-              <w:rPr>
-                <w:rFonts w:asciiTheme="majorHAnsi" w:hAnsiTheme="majorHAnsi" w:cstheme="majorHAnsi"/>
-                <w:sz w:val="22"/>
-                <w:szCs w:val="22"/>
-                <w:lang w:val="en-US"/>
-              </w:rPr>
-              <w:t>Địa</w:t>
-            </w:r>
-            <w:proofErr w:type="spellEnd"/>
-            <w:r>
-              <w:rPr>
-                <w:rFonts w:asciiTheme="majorHAnsi" w:hAnsiTheme="majorHAnsi" w:cstheme="majorHAnsi"/>
-                <w:sz w:val="22"/>
-                <w:szCs w:val="22"/>
-                <w:lang w:val="en-US"/>
-              </w:rPr>
-              <w:t xml:space="preserve"> </w:t>
-            </w:r>
-            <w:proofErr w:type="spellStart"/>
-            <w:r>
-              <w:rPr>
-                <w:rFonts w:asciiTheme="majorHAnsi" w:hAnsiTheme="majorHAnsi" w:cstheme="majorHAnsi"/>
-                <w:sz w:val="22"/>
-                <w:szCs w:val="22"/>
-                <w:lang w:val="en-US"/>
-              </w:rPr>
-              <w:t>chỉ</w:t>
-            </w:r>
-            <w:proofErr w:type="spellEnd"/>
-            <w:r>
-              <w:rPr>
-                <w:rFonts w:asciiTheme="majorHAnsi" w:hAnsiTheme="majorHAnsi" w:cstheme="majorHAnsi"/>
-                <w:sz w:val="22"/>
-                <w:szCs w:val="22"/>
-                <w:lang w:val="en-US"/>
-              </w:rPr>
-              <w:t xml:space="preserve"> </w:t>
-            </w:r>
-            <w:proofErr w:type="spellStart"/>
-            <w:r>
-              <w:rPr>
-                <w:rFonts w:asciiTheme="majorHAnsi" w:hAnsiTheme="majorHAnsi" w:cstheme="majorHAnsi"/>
-                <w:sz w:val="22"/>
-                <w:szCs w:val="22"/>
-                <w:lang w:val="en-US"/>
-              </w:rPr>
-              <w:t>sử</w:t>
-            </w:r>
-            <w:proofErr w:type="spellEnd"/>
-            <w:r>
-              <w:rPr>
-                <w:rFonts w:asciiTheme="majorHAnsi" w:hAnsiTheme="majorHAnsi" w:cstheme="majorHAnsi"/>
-                <w:sz w:val="22"/>
-                <w:szCs w:val="22"/>
-                <w:lang w:val="en-US"/>
-              </w:rPr>
-              <w:t xml:space="preserve"> </w:t>
-            </w:r>
-            <w:proofErr w:type="spellStart"/>
-            <w:r>
-              <w:rPr>
-                <w:rFonts w:asciiTheme="majorHAnsi" w:hAnsiTheme="majorHAnsi" w:cstheme="majorHAnsi"/>
-                <w:sz w:val="22"/>
-                <w:szCs w:val="22"/>
-                <w:lang w:val="en-US"/>
-              </w:rPr>
-              <w:t>dụng</w:t>
-            </w:r>
-            <w:proofErr w:type="spellEnd"/>
-            <w:r>
-              <w:rPr>
-                <w:rFonts w:asciiTheme="majorHAnsi" w:hAnsiTheme="majorHAnsi" w:cstheme="majorHAnsi"/>
-                <w:sz w:val="22"/>
-                <w:szCs w:val="22"/>
-                <w:lang w:val="en-US"/>
-              </w:rPr>
-              <w:t xml:space="preserve"> </w:t>
-            </w:r>
-            <w:proofErr w:type="spellStart"/>
-            <w:r>
-              <w:rPr>
-                <w:rFonts w:asciiTheme="majorHAnsi" w:hAnsiTheme="majorHAnsi" w:cstheme="majorHAnsi"/>
-                <w:sz w:val="22"/>
-                <w:szCs w:val="22"/>
-                <w:lang w:val="en-US"/>
-              </w:rPr>
-              <w:t>điện</w:t>
-            </w:r>
-            <w:proofErr w:type="spellEnd"/>
-            <w:r>
-              <w:rPr>
-                <w:rFonts w:asciiTheme="majorHAnsi" w:hAnsiTheme="majorHAnsi" w:cstheme="majorHAnsi"/>
-                <w:sz w:val="22"/>
-                <w:szCs w:val="22"/>
-                <w:lang w:val="en-US"/>
-              </w:rPr>
-              <w:t>:</w:t>
+            <w:tcBorders>
+              <w:top w:val="nil"/>
+              <w:left w:val="nil"/>
+              <w:bottom w:val="nil"/>
+              <w:right w:val="nil"/>
+            </w:tcBorders>
+            <w:vAlign w:val="center"/>
+          </w:tcPr>
+          <w:p>
+            <w:pPr>
+              <w:spacing w:line="312" w:lineRule="auto"/>
+              <w:rPr>
+                <w:rFonts w:asciiTheme="majorHAnsi" w:hAnsiTheme="majorHAnsi" w:cstheme="majorHAnsi"/>
+                <w:sz w:val="22"/>
+                <w:szCs w:val="22"/>
+              </w:rPr>
+            </w:pPr>
+            <w:r>
+              <w:rPr>
+                <w:rFonts w:asciiTheme="majorHAnsi" w:hAnsiTheme="majorHAnsi" w:cstheme="majorHAnsi"/>
+                <w:sz w:val="22"/>
+                <w:szCs w:val="22"/>
+              </w:rPr>
+              <w:t>Địa chỉ sử dụng điện:</w:t>
             </w:r>
           </w:p>
         </w:tc>
@@ -793,6 +675,12 @@
           <w:tcPr>
             <w:tcW w:w="3822" w:type="pct"/>
             <w:gridSpan w:val="7"/>
+            <w:tcBorders>
+              <w:top w:val="nil"/>
+              <w:left w:val="nil"/>
+              <w:bottom w:val="nil"/>
+              <w:right w:val="nil"/>
+            </w:tcBorders>
           </w:tcPr>
           <w:p>
             <w:pPr>
@@ -841,377 +729,30 @@
           <w:tcPr>
             <w:tcW w:w="5000" w:type="pct"/>
             <w:gridSpan w:val="9"/>
-            <w:vAlign w:val="center"/>
-          </w:tcPr>
-          <w:p>
-            <w:pPr>
-              <w:spacing w:line="312" w:lineRule="auto"/>
-              <w:rPr>
-                <w:rFonts w:asciiTheme="majorHAnsi" w:hAnsiTheme="majorHAnsi" w:cstheme="majorHAnsi"/>
-                <w:sz w:val="22"/>
-                <w:szCs w:val="22"/>
-                <w:lang w:val="en-US"/>
-              </w:rPr>
-            </w:pPr>
-            <w:proofErr w:type="spellStart"/>
-            <w:r>
-              <w:rPr>
-                <w:rFonts w:asciiTheme="majorHAnsi" w:hAnsiTheme="majorHAnsi" w:cstheme="majorHAnsi"/>
-                <w:sz w:val="22"/>
-                <w:szCs w:val="22"/>
-                <w:lang w:val="en-US"/>
-              </w:rPr>
-              <w:t>Cùng</w:t>
-            </w:r>
-            <w:proofErr w:type="spellEnd"/>
-            <w:r>
-              <w:rPr>
-                <w:rFonts w:asciiTheme="majorHAnsi" w:hAnsiTheme="majorHAnsi" w:cstheme="majorHAnsi"/>
-                <w:sz w:val="22"/>
-                <w:szCs w:val="22"/>
-                <w:lang w:val="en-US"/>
-              </w:rPr>
-              <w:t xml:space="preserve"> </w:t>
-            </w:r>
-            <w:proofErr w:type="spellStart"/>
-            <w:r>
-              <w:rPr>
-                <w:rFonts w:asciiTheme="majorHAnsi" w:hAnsiTheme="majorHAnsi" w:cstheme="majorHAnsi"/>
-                <w:sz w:val="22"/>
-                <w:szCs w:val="22"/>
-                <w:lang w:val="en-US"/>
-              </w:rPr>
-              <w:t>nhau</w:t>
-            </w:r>
-            <w:proofErr w:type="spellEnd"/>
-            <w:r>
-              <w:rPr>
-                <w:rFonts w:asciiTheme="majorHAnsi" w:hAnsiTheme="majorHAnsi" w:cstheme="majorHAnsi"/>
-                <w:sz w:val="22"/>
-                <w:szCs w:val="22"/>
-                <w:lang w:val="en-US"/>
-              </w:rPr>
-              <w:t xml:space="preserve"> </w:t>
-            </w:r>
-            <w:proofErr w:type="spellStart"/>
-            <w:r>
-              <w:rPr>
-                <w:rFonts w:asciiTheme="majorHAnsi" w:hAnsiTheme="majorHAnsi" w:cstheme="majorHAnsi"/>
-                <w:sz w:val="22"/>
-                <w:szCs w:val="22"/>
-                <w:lang w:val="en-US"/>
-              </w:rPr>
-              <w:t>xác</w:t>
-            </w:r>
-            <w:proofErr w:type="spellEnd"/>
-            <w:r>
-              <w:rPr>
-                <w:rFonts w:asciiTheme="majorHAnsi" w:hAnsiTheme="majorHAnsi" w:cstheme="majorHAnsi"/>
-                <w:sz w:val="22"/>
-                <w:szCs w:val="22"/>
-                <w:lang w:val="en-US"/>
-              </w:rPr>
-              <w:t xml:space="preserve"> </w:t>
-            </w:r>
-            <w:proofErr w:type="spellStart"/>
-            <w:r>
-              <w:rPr>
-                <w:rFonts w:asciiTheme="majorHAnsi" w:hAnsiTheme="majorHAnsi" w:cstheme="majorHAnsi"/>
-                <w:sz w:val="22"/>
-                <w:szCs w:val="22"/>
-                <w:lang w:val="en-US"/>
-              </w:rPr>
-              <w:t>nhận</w:t>
-            </w:r>
-            <w:proofErr w:type="spellEnd"/>
-            <w:r>
-              <w:rPr>
-                <w:rFonts w:asciiTheme="majorHAnsi" w:hAnsiTheme="majorHAnsi" w:cstheme="majorHAnsi"/>
-                <w:sz w:val="22"/>
-                <w:szCs w:val="22"/>
-                <w:lang w:val="en-US"/>
-              </w:rPr>
-              <w:t xml:space="preserve"> </w:t>
-            </w:r>
-            <w:proofErr w:type="spellStart"/>
-            <w:r>
-              <w:rPr>
-                <w:rFonts w:asciiTheme="majorHAnsi" w:hAnsiTheme="majorHAnsi" w:cstheme="majorHAnsi"/>
-                <w:sz w:val="22"/>
-                <w:szCs w:val="22"/>
-                <w:lang w:val="en-US"/>
-              </w:rPr>
-              <w:t>chỉ</w:t>
-            </w:r>
-            <w:proofErr w:type="spellEnd"/>
-            <w:r>
-              <w:rPr>
-                <w:rFonts w:asciiTheme="majorHAnsi" w:hAnsiTheme="majorHAnsi" w:cstheme="majorHAnsi"/>
-                <w:sz w:val="22"/>
-                <w:szCs w:val="22"/>
-                <w:lang w:val="en-US"/>
-              </w:rPr>
-              <w:t xml:space="preserve"> </w:t>
-            </w:r>
-            <w:proofErr w:type="spellStart"/>
-            <w:r>
-              <w:rPr>
-                <w:rFonts w:asciiTheme="majorHAnsi" w:hAnsiTheme="majorHAnsi" w:cstheme="majorHAnsi"/>
-                <w:sz w:val="22"/>
-                <w:szCs w:val="22"/>
-                <w:lang w:val="en-US"/>
-              </w:rPr>
-              <w:t>số</w:t>
-            </w:r>
-            <w:proofErr w:type="spellEnd"/>
-            <w:r>
-              <w:rPr>
-                <w:rFonts w:asciiTheme="majorHAnsi" w:hAnsiTheme="majorHAnsi" w:cstheme="majorHAnsi"/>
-                <w:sz w:val="22"/>
-                <w:szCs w:val="22"/>
-                <w:lang w:val="en-US"/>
-              </w:rPr>
-              <w:t xml:space="preserve"> </w:t>
-            </w:r>
-            <w:proofErr w:type="spellStart"/>
-            <w:r>
-              <w:rPr>
-                <w:rFonts w:asciiTheme="majorHAnsi" w:hAnsiTheme="majorHAnsi" w:cstheme="majorHAnsi"/>
-                <w:sz w:val="22"/>
-                <w:szCs w:val="22"/>
-                <w:lang w:val="en-US"/>
-              </w:rPr>
-              <w:t>công</w:t>
-            </w:r>
-            <w:proofErr w:type="spellEnd"/>
-            <w:r>
-              <w:rPr>
-                <w:rFonts w:asciiTheme="majorHAnsi" w:hAnsiTheme="majorHAnsi" w:cstheme="majorHAnsi"/>
-                <w:sz w:val="22"/>
-                <w:szCs w:val="22"/>
-                <w:lang w:val="en-US"/>
-              </w:rPr>
-              <w:t xml:space="preserve"> </w:t>
-            </w:r>
-            <w:proofErr w:type="spellStart"/>
-            <w:r>
-              <w:rPr>
-                <w:rFonts w:asciiTheme="majorHAnsi" w:hAnsiTheme="majorHAnsi" w:cstheme="majorHAnsi"/>
-                <w:sz w:val="22"/>
-                <w:szCs w:val="22"/>
-                <w:lang w:val="en-US"/>
-              </w:rPr>
-              <w:t>tơ</w:t>
-            </w:r>
-            <w:proofErr w:type="spellEnd"/>
-            <w:r>
-              <w:rPr>
-                <w:rFonts w:asciiTheme="majorHAnsi" w:hAnsiTheme="majorHAnsi" w:cstheme="majorHAnsi"/>
-                <w:sz w:val="22"/>
-                <w:szCs w:val="22"/>
-                <w:lang w:val="en-US"/>
-              </w:rPr>
-              <w:t xml:space="preserve">, </w:t>
-            </w:r>
-            <w:proofErr w:type="spellStart"/>
-            <w:r>
-              <w:rPr>
-                <w:rFonts w:asciiTheme="majorHAnsi" w:hAnsiTheme="majorHAnsi" w:cstheme="majorHAnsi"/>
-                <w:sz w:val="22"/>
-                <w:szCs w:val="22"/>
-                <w:lang w:val="en-US"/>
-              </w:rPr>
-              <w:t>sản</w:t>
-            </w:r>
-            <w:proofErr w:type="spellEnd"/>
-            <w:r>
-              <w:rPr>
-                <w:rFonts w:asciiTheme="majorHAnsi" w:hAnsiTheme="majorHAnsi" w:cstheme="majorHAnsi"/>
-                <w:sz w:val="22"/>
-                <w:szCs w:val="22"/>
-                <w:lang w:val="en-US"/>
-              </w:rPr>
-              <w:t xml:space="preserve"> </w:t>
-            </w:r>
-            <w:proofErr w:type="spellStart"/>
-            <w:r>
-              <w:rPr>
-                <w:rFonts w:asciiTheme="majorHAnsi" w:hAnsiTheme="majorHAnsi" w:cstheme="majorHAnsi"/>
-                <w:sz w:val="22"/>
-                <w:szCs w:val="22"/>
-                <w:lang w:val="en-US"/>
-              </w:rPr>
-              <w:t>lượng</w:t>
-            </w:r>
-            <w:proofErr w:type="spellEnd"/>
-            <w:r>
-              <w:rPr>
-                <w:rFonts w:asciiTheme="majorHAnsi" w:hAnsiTheme="majorHAnsi" w:cstheme="majorHAnsi"/>
-                <w:sz w:val="22"/>
-                <w:szCs w:val="22"/>
-                <w:lang w:val="en-US"/>
-              </w:rPr>
-              <w:t xml:space="preserve"> </w:t>
-            </w:r>
-            <w:proofErr w:type="spellStart"/>
-            <w:r>
-              <w:rPr>
-                <w:rFonts w:asciiTheme="majorHAnsi" w:hAnsiTheme="majorHAnsi" w:cstheme="majorHAnsi"/>
-                <w:sz w:val="22"/>
-                <w:szCs w:val="22"/>
-                <w:lang w:val="en-US"/>
-              </w:rPr>
-              <w:t>điện</w:t>
-            </w:r>
-            <w:proofErr w:type="spellEnd"/>
-            <w:r>
-              <w:rPr>
-                <w:rFonts w:asciiTheme="majorHAnsi" w:hAnsiTheme="majorHAnsi" w:cstheme="majorHAnsi"/>
-                <w:sz w:val="22"/>
-                <w:szCs w:val="22"/>
-                <w:lang w:val="en-US"/>
-              </w:rPr>
-              <w:t xml:space="preserve"> </w:t>
-            </w:r>
-            <w:proofErr w:type="spellStart"/>
-            <w:r>
-              <w:rPr>
-                <w:rFonts w:asciiTheme="majorHAnsi" w:hAnsiTheme="majorHAnsi" w:cstheme="majorHAnsi"/>
-                <w:sz w:val="22"/>
-                <w:szCs w:val="22"/>
-                <w:lang w:val="en-US"/>
-              </w:rPr>
-              <w:t>giao</w:t>
-            </w:r>
-            <w:proofErr w:type="spellEnd"/>
-            <w:r>
-              <w:rPr>
-                <w:rFonts w:asciiTheme="majorHAnsi" w:hAnsiTheme="majorHAnsi" w:cstheme="majorHAnsi"/>
-                <w:sz w:val="22"/>
-                <w:szCs w:val="22"/>
-                <w:lang w:val="en-US"/>
-              </w:rPr>
-              <w:t xml:space="preserve"> </w:t>
-            </w:r>
-            <w:proofErr w:type="spellStart"/>
-            <w:r>
-              <w:rPr>
-                <w:rFonts w:asciiTheme="majorHAnsi" w:hAnsiTheme="majorHAnsi" w:cstheme="majorHAnsi"/>
-                <w:sz w:val="22"/>
-                <w:szCs w:val="22"/>
-                <w:lang w:val="en-US"/>
-              </w:rPr>
-              <w:t>nhận</w:t>
-            </w:r>
-            <w:proofErr w:type="spellEnd"/>
-            <w:r>
-              <w:rPr>
-                <w:rFonts w:asciiTheme="majorHAnsi" w:hAnsiTheme="majorHAnsi" w:cstheme="majorHAnsi"/>
-                <w:sz w:val="22"/>
-                <w:szCs w:val="22"/>
-                <w:lang w:val="en-US"/>
-              </w:rPr>
-              <w:t xml:space="preserve"> </w:t>
-            </w:r>
-            <w:proofErr w:type="spellStart"/>
-            <w:r>
-              <w:rPr>
-                <w:rFonts w:asciiTheme="majorHAnsi" w:hAnsiTheme="majorHAnsi" w:cstheme="majorHAnsi"/>
-                <w:sz w:val="22"/>
-                <w:szCs w:val="22"/>
-                <w:lang w:val="en-US"/>
-              </w:rPr>
-              <w:t>giữa</w:t>
-            </w:r>
-            <w:proofErr w:type="spellEnd"/>
-            <w:r>
-              <w:rPr>
-                <w:rFonts w:asciiTheme="majorHAnsi" w:hAnsiTheme="majorHAnsi" w:cstheme="majorHAnsi"/>
-                <w:sz w:val="22"/>
-                <w:szCs w:val="22"/>
-                <w:lang w:val="en-US"/>
-              </w:rPr>
-              <w:t xml:space="preserve"> </w:t>
-            </w:r>
-            <w:proofErr w:type="spellStart"/>
-            <w:r>
-              <w:rPr>
-                <w:rFonts w:asciiTheme="majorHAnsi" w:hAnsiTheme="majorHAnsi" w:cstheme="majorHAnsi"/>
-                <w:sz w:val="22"/>
-                <w:szCs w:val="22"/>
-                <w:lang w:val="en-US"/>
-              </w:rPr>
-              <w:t>hai</w:t>
-            </w:r>
-            <w:proofErr w:type="spellEnd"/>
-            <w:r>
-              <w:rPr>
-                <w:rFonts w:asciiTheme="majorHAnsi" w:hAnsiTheme="majorHAnsi" w:cstheme="majorHAnsi"/>
-                <w:sz w:val="22"/>
-                <w:szCs w:val="22"/>
-                <w:lang w:val="en-US"/>
-              </w:rPr>
-              <w:t xml:space="preserve"> </w:t>
-            </w:r>
-            <w:proofErr w:type="spellStart"/>
-            <w:r>
-              <w:rPr>
-                <w:rFonts w:asciiTheme="majorHAnsi" w:hAnsiTheme="majorHAnsi" w:cstheme="majorHAnsi"/>
-                <w:sz w:val="22"/>
-                <w:szCs w:val="22"/>
-                <w:lang w:val="en-US"/>
-              </w:rPr>
-              <w:t>bên</w:t>
-            </w:r>
-            <w:proofErr w:type="spellEnd"/>
-            <w:r>
-              <w:rPr>
-                <w:rFonts w:asciiTheme="majorHAnsi" w:hAnsiTheme="majorHAnsi" w:cstheme="majorHAnsi"/>
-                <w:sz w:val="22"/>
-                <w:szCs w:val="22"/>
-                <w:lang w:val="en-US"/>
-              </w:rPr>
-              <w:t xml:space="preserve"> </w:t>
-            </w:r>
-            <w:proofErr w:type="spellStart"/>
-            <w:r>
-              <w:rPr>
-                <w:rFonts w:asciiTheme="majorHAnsi" w:hAnsiTheme="majorHAnsi" w:cstheme="majorHAnsi"/>
-                <w:sz w:val="22"/>
-                <w:szCs w:val="22"/>
-                <w:lang w:val="en-US"/>
-              </w:rPr>
-              <w:t>như</w:t>
-            </w:r>
-            <w:proofErr w:type="spellEnd"/>
-            <w:r>
-              <w:rPr>
-                <w:rFonts w:asciiTheme="majorHAnsi" w:hAnsiTheme="majorHAnsi" w:cstheme="majorHAnsi"/>
-                <w:sz w:val="22"/>
-                <w:szCs w:val="22"/>
-                <w:lang w:val="en-US"/>
-              </w:rPr>
-              <w:t xml:space="preserve"> </w:t>
-            </w:r>
-            <w:proofErr w:type="spellStart"/>
-            <w:r>
-              <w:rPr>
-                <w:rFonts w:asciiTheme="majorHAnsi" w:hAnsiTheme="majorHAnsi" w:cstheme="majorHAnsi"/>
-                <w:sz w:val="22"/>
-                <w:szCs w:val="22"/>
-                <w:lang w:val="en-US"/>
-              </w:rPr>
-              <w:t>sau</w:t>
-            </w:r>
-            <w:proofErr w:type="spellEnd"/>
-            <w:r>
-              <w:rPr>
-                <w:rFonts w:asciiTheme="majorHAnsi" w:hAnsiTheme="majorHAnsi" w:cstheme="majorHAnsi"/>
-                <w:sz w:val="22"/>
-                <w:szCs w:val="22"/>
-                <w:lang w:val="en-US"/>
-              </w:rPr>
-              <w:t>:</w:t>
+            <w:tcBorders>
+              <w:top w:val="nil"/>
+              <w:left w:val="nil"/>
+              <w:bottom w:val="single" w:sz="4" w:space="0" w:color="auto"/>
+              <w:right w:val="nil"/>
+            </w:tcBorders>
+            <w:vAlign w:val="center"/>
+          </w:tcPr>
+          <w:p>
+            <w:pPr>
+              <w:spacing w:line="312" w:lineRule="auto"/>
+              <w:rPr>
+                <w:rFonts w:asciiTheme="majorHAnsi" w:hAnsiTheme="majorHAnsi" w:cstheme="majorHAnsi"/>
+                <w:sz w:val="22"/>
+                <w:szCs w:val="22"/>
+              </w:rPr>
+            </w:pPr>
+            <w:r>
+              <w:rPr>
+                <w:rFonts w:asciiTheme="majorHAnsi" w:hAnsiTheme="majorHAnsi" w:cstheme="majorHAnsi"/>
+                <w:sz w:val="22"/>
+                <w:szCs w:val="22"/>
+              </w:rPr>
+              <w:t>Cùng nhau xác nhận chỉ số công tơ, sản lượng điện giao nhận giữa hai bên như sau:</w:t>
             </w:r>
           </w:p>
         </w:tc>
@@ -1221,6 +762,9 @@
           <w:tcPr>
             <w:tcW w:w="660" w:type="pct"/>
             <w:vMerge w:val="restart"/>
+            <w:tcBorders>
+              <w:top w:val="single" w:sz="4" w:space="0" w:color="auto"/>
+            </w:tcBorders>
             <w:vAlign w:val="center"/>
           </w:tcPr>
           <w:p>
@@ -1303,6 +847,9 @@
           <w:tcPr>
             <w:tcW w:w="518" w:type="pct"/>
             <w:vMerge w:val="restart"/>
+            <w:tcBorders>
+              <w:top w:val="single" w:sz="4" w:space="0" w:color="auto"/>
+            </w:tcBorders>
             <w:vAlign w:val="center"/>
           </w:tcPr>
           <w:p>
@@ -1348,6 +895,9 @@
           <w:tcPr>
             <w:tcW w:w="1004" w:type="pct"/>
             <w:gridSpan w:val="2"/>
+            <w:tcBorders>
+              <w:top w:val="single" w:sz="4" w:space="0" w:color="auto"/>
+            </w:tcBorders>
             <w:vAlign w:val="center"/>
           </w:tcPr>
           <w:p>
@@ -1454,6 +1004,9 @@
           <w:tcPr>
             <w:tcW w:w="479" w:type="pct"/>
             <w:vMerge w:val="restart"/>
+            <w:tcBorders>
+              <w:top w:val="single" w:sz="4" w:space="0" w:color="auto"/>
+            </w:tcBorders>
             <w:vAlign w:val="center"/>
           </w:tcPr>
           <w:p>
@@ -1536,6 +1089,9 @@
           <w:tcPr>
             <w:tcW w:w="755" w:type="pct"/>
             <w:vMerge w:val="restart"/>
+            <w:tcBorders>
+              <w:top w:val="single" w:sz="4" w:space="0" w:color="auto"/>
+            </w:tcBorders>
             <w:vAlign w:val="center"/>
           </w:tcPr>
           <w:p>
@@ -1619,6 +1175,9 @@
           <w:tcPr>
             <w:tcW w:w="714" w:type="pct"/>
             <w:vMerge w:val="restart"/>
+            <w:tcBorders>
+              <w:top w:val="single" w:sz="4" w:space="0" w:color="auto"/>
+            </w:tcBorders>
             <w:vAlign w:val="center"/>
           </w:tcPr>
           <w:p>
@@ -1736,6 +1295,9 @@
           <w:tcPr>
             <w:tcW w:w="529" w:type="pct"/>
             <w:vMerge w:val="restart"/>
+            <w:tcBorders>
+              <w:top w:val="single" w:sz="4" w:space="0" w:color="auto"/>
+            </w:tcBorders>
             <w:vAlign w:val="center"/>
           </w:tcPr>
           <w:p>
@@ -1829,6 +1391,9 @@
           <w:tcPr>
             <w:tcW w:w="341" w:type="pct"/>
             <w:vMerge w:val="restart"/>
+            <w:tcBorders>
+              <w:top w:val="single" w:sz="4" w:space="0" w:color="auto"/>
+            </w:tcBorders>
             <w:vAlign w:val="center"/>
           </w:tcPr>
           <w:p>
@@ -4778,31 +4343,7 @@
                 <w:szCs w:val="22"/>
                 <w:lang w:val="en-US"/>
               </w:rPr>
-              <w:t xml:space="preserve"> </w:t>
-            </w:r>
-            <w:proofErr w:type="spellStart"/>
-            <w:r>
-              <w:rPr>
-                <w:rFonts w:asciiTheme="majorHAnsi" w:hAnsiTheme="majorHAnsi" w:cstheme="majorHAnsi"/>
-                <w:i/>
-                <w:iCs/>
-                <w:sz w:val="22"/>
-                <w:szCs w:val="22"/>
-                <w:lang w:val="en-US"/>
-              </w:rPr>
-              <w:t>tên</w:t>
-            </w:r>
-            <w:proofErr w:type="spellEnd"/>
-            <w:r>
-              <w:rPr>
-                <w:rFonts w:asciiTheme="majorHAnsi" w:hAnsiTheme="majorHAnsi" w:cstheme="majorHAnsi"/>
-                <w:i/>
-                <w:iCs/>
-                <w:sz w:val="22"/>
-                <w:szCs w:val="22"/>
-                <w:lang w:val="en-US"/>
-              </w:rPr>
-              <w:t>)</w:t>
+              <w:t xml:space="preserve"> tên)</w:t>
             </w:r>
           </w:p>
         </w:tc>
@@ -5433,6 +4974,7 @@
   <w:style w:type="character" w:default="1" w:styleId="DefaultParagraphFont">
     <w:name w:val="Default Paragraph Font"/>
     <w:uiPriority w:val="1"/>
+    <w:semiHidden/>
     <w:unhideWhenUsed/>
   </w:style>
   <w:style w:type="table" w:default="1" w:styleId="TableNormal">

--- a/public/BBXN-template/BBXN.docx
+++ b/public/BBXN-template/BBXN.docx
@@ -219,20 +219,20 @@
         <w:tblLook w:val="04A0" w:firstRow="1" w:lastRow="0" w:firstColumn="1" w:lastColumn="0" w:noHBand="0" w:noVBand="1"/>
       </w:tblPr>
       <w:tblGrid>
-        <w:gridCol w:w="1922"/>
-        <w:gridCol w:w="1509"/>
-        <w:gridCol w:w="1504"/>
-        <w:gridCol w:w="1422"/>
-        <w:gridCol w:w="1396"/>
-        <w:gridCol w:w="2200"/>
-        <w:gridCol w:w="2081"/>
-        <w:gridCol w:w="1542"/>
-        <w:gridCol w:w="994"/>
+        <w:gridCol w:w="1841"/>
+        <w:gridCol w:w="1279"/>
+        <w:gridCol w:w="1486"/>
+        <w:gridCol w:w="1489"/>
+        <w:gridCol w:w="1276"/>
+        <w:gridCol w:w="2113"/>
+        <w:gridCol w:w="2113"/>
+        <w:gridCol w:w="2113"/>
+        <w:gridCol w:w="860"/>
       </w:tblGrid>
       <w:tr>
         <w:tc>
           <w:tcPr>
-            <w:tcW w:w="1178" w:type="pct"/>
+            <w:tcW w:w="1071" w:type="pct"/>
             <w:gridSpan w:val="2"/>
             <w:tcBorders>
               <w:top w:val="nil"/>
@@ -316,7 +316,7 @@
         </w:tc>
         <w:tc>
           <w:tcPr>
-            <w:tcW w:w="3822" w:type="pct"/>
+            <w:tcW w:w="3929" w:type="pct"/>
             <w:gridSpan w:val="7"/>
             <w:tcBorders>
               <w:top w:val="nil"/>
@@ -378,7 +378,7 @@
       <w:tr>
         <w:tc>
           <w:tcPr>
-            <w:tcW w:w="1178" w:type="pct"/>
+            <w:tcW w:w="1071" w:type="pct"/>
             <w:gridSpan w:val="2"/>
             <w:tcBorders>
               <w:top w:val="nil"/>
@@ -442,7 +442,7 @@
         </w:tc>
         <w:tc>
           <w:tcPr>
-            <w:tcW w:w="3822" w:type="pct"/>
+            <w:tcW w:w="3929" w:type="pct"/>
             <w:gridSpan w:val="7"/>
             <w:tcBorders>
               <w:top w:val="nil"/>
@@ -496,7 +496,7 @@
       <w:tr>
         <w:tc>
           <w:tcPr>
-            <w:tcW w:w="1178" w:type="pct"/>
+            <w:tcW w:w="1071" w:type="pct"/>
             <w:gridSpan w:val="2"/>
             <w:tcBorders>
               <w:top w:val="nil"/>
@@ -580,7 +580,7 @@
         </w:tc>
         <w:tc>
           <w:tcPr>
-            <w:tcW w:w="3822" w:type="pct"/>
+            <w:tcW w:w="3929" w:type="pct"/>
             <w:gridSpan w:val="7"/>
             <w:tcBorders>
               <w:top w:val="nil"/>
@@ -642,7 +642,7 @@
       <w:tr>
         <w:tc>
           <w:tcPr>
-            <w:tcW w:w="1178" w:type="pct"/>
+            <w:tcW w:w="1071" w:type="pct"/>
             <w:gridSpan w:val="2"/>
             <w:tcBorders>
               <w:top w:val="nil"/>
@@ -673,7 +673,7 @@
         </w:tc>
         <w:tc>
           <w:tcPr>
-            <w:tcW w:w="3822" w:type="pct"/>
+            <w:tcW w:w="3929" w:type="pct"/>
             <w:gridSpan w:val="7"/>
             <w:tcBorders>
               <w:top w:val="nil"/>
@@ -760,7 +760,7 @@
       <w:tr>
         <w:tc>
           <w:tcPr>
-            <w:tcW w:w="660" w:type="pct"/>
+            <w:tcW w:w="632" w:type="pct"/>
             <w:vMerge w:val="restart"/>
             <w:tcBorders>
               <w:top w:val="single" w:sz="4" w:space="0" w:color="auto"/>
@@ -845,7 +845,7 @@
         </w:tc>
         <w:tc>
           <w:tcPr>
-            <w:tcW w:w="518" w:type="pct"/>
+            <w:tcW w:w="439" w:type="pct"/>
             <w:vMerge w:val="restart"/>
             <w:tcBorders>
               <w:top w:val="single" w:sz="4" w:space="0" w:color="auto"/>
@@ -893,7 +893,7 @@
         </w:tc>
         <w:tc>
           <w:tcPr>
-            <w:tcW w:w="1004" w:type="pct"/>
+            <w:tcW w:w="1021" w:type="pct"/>
             <w:gridSpan w:val="2"/>
             <w:tcBorders>
               <w:top w:val="single" w:sz="4" w:space="0" w:color="auto"/>
@@ -1002,7 +1002,7 @@
         </w:tc>
         <w:tc>
           <w:tcPr>
-            <w:tcW w:w="479" w:type="pct"/>
+            <w:tcW w:w="438" w:type="pct"/>
             <w:vMerge w:val="restart"/>
             <w:tcBorders>
               <w:top w:val="single" w:sz="4" w:space="0" w:color="auto"/>
@@ -1087,7 +1087,7 @@
         </w:tc>
         <w:tc>
           <w:tcPr>
-            <w:tcW w:w="755" w:type="pct"/>
+            <w:tcW w:w="725" w:type="pct"/>
             <w:vMerge w:val="restart"/>
             <w:tcBorders>
               <w:top w:val="single" w:sz="4" w:space="0" w:color="auto"/>
@@ -1144,6 +1144,54 @@
               <w:t>lượng</w:t>
             </w:r>
             <w:proofErr w:type="spellEnd"/>
+            <w:r>
+              <w:rPr>
+                <w:rFonts w:asciiTheme="majorHAnsi" w:hAnsiTheme="majorHAnsi" w:cstheme="majorHAnsi"/>
+                <w:b/>
+                <w:bCs/>
+                <w:sz w:val="22"/>
+                <w:szCs w:val="22"/>
+                <w:lang w:val="en-US"/>
+              </w:rPr>
+              <w:t xml:space="preserve"> </w:t>
+            </w:r>
+            <w:proofErr w:type="spellStart"/>
+            <w:r>
+              <w:rPr>
+                <w:rFonts w:asciiTheme="majorHAnsi" w:hAnsiTheme="majorHAnsi" w:cstheme="majorHAnsi"/>
+                <w:b/>
+                <w:bCs/>
+                <w:sz w:val="22"/>
+                <w:szCs w:val="22"/>
+                <w:lang w:val="en-US"/>
+              </w:rPr>
+              <w:t>tiêu</w:t>
+            </w:r>
+            <w:proofErr w:type="spellEnd"/>
+            <w:r>
+              <w:rPr>
+                <w:rFonts w:asciiTheme="majorHAnsi" w:hAnsiTheme="majorHAnsi" w:cstheme="majorHAnsi"/>
+                <w:b/>
+                <w:bCs/>
+                <w:sz w:val="22"/>
+                <w:szCs w:val="22"/>
+                <w:lang w:val="en-US"/>
+              </w:rPr>
+              <w:t xml:space="preserve"> </w:t>
+            </w:r>
+            <w:proofErr w:type="spellStart"/>
+            <w:r>
+              <w:rPr>
+                <w:rFonts w:asciiTheme="majorHAnsi" w:hAnsiTheme="majorHAnsi" w:cstheme="majorHAnsi"/>
+                <w:b/>
+                <w:bCs/>
+                <w:sz w:val="22"/>
+                <w:szCs w:val="22"/>
+                <w:lang w:val="en-US"/>
+              </w:rPr>
+              <w:t>thụ</w:t>
+            </w:r>
+            <w:proofErr w:type="spellEnd"/>
           </w:p>
           <w:p>
             <w:pPr>
@@ -1173,7 +1221,7 @@
         </w:tc>
         <w:tc>
           <w:tcPr>
-            <w:tcW w:w="714" w:type="pct"/>
+            <w:tcW w:w="725" w:type="pct"/>
             <w:vMerge w:val="restart"/>
             <w:tcBorders>
               <w:top w:val="single" w:sz="4" w:space="0" w:color="auto"/>
@@ -1293,7 +1341,7 @@
         </w:tc>
         <w:tc>
           <w:tcPr>
-            <w:tcW w:w="529" w:type="pct"/>
+            <w:tcW w:w="725" w:type="pct"/>
             <w:vMerge w:val="restart"/>
             <w:tcBorders>
               <w:top w:val="single" w:sz="4" w:space="0" w:color="auto"/>
@@ -1323,7 +1371,7 @@
                 <w:szCs w:val="22"/>
                 <w:lang w:val="en-US"/>
               </w:rPr>
-              <w:t>Tổng</w:t>
+              <w:t>Sản</w:t>
             </w:r>
             <w:proofErr w:type="spellEnd"/>
             <w:r>
@@ -1347,7 +1395,7 @@
                 <w:szCs w:val="22"/>
                 <w:lang w:val="en-US"/>
               </w:rPr>
-              <w:t>sản</w:t>
+              <w:t>lượng</w:t>
             </w:r>
             <w:proofErr w:type="spellEnd"/>
             <w:r>
@@ -1371,25 +1419,60 @@
                 <w:szCs w:val="22"/>
                 <w:lang w:val="en-US"/>
               </w:rPr>
-              <w:t>lượng</w:t>
-            </w:r>
-            <w:proofErr w:type="spellEnd"/>
-            <w:r>
-              <w:rPr>
-                <w:rFonts w:asciiTheme="majorHAnsi" w:hAnsiTheme="majorHAnsi" w:cstheme="majorHAnsi"/>
-                <w:b/>
-                <w:bCs/>
-                <w:sz w:val="22"/>
-                <w:szCs w:val="22"/>
-                <w:lang w:val="en-US"/>
-              </w:rPr>
-              <w:t xml:space="preserve"> (kWh)</w:t>
-            </w:r>
-          </w:p>
-        </w:tc>
-        <w:tc>
-          <w:tcPr>
-            <w:tcW w:w="341" w:type="pct"/>
+              <w:t>thực</w:t>
+            </w:r>
+            <w:proofErr w:type="spellEnd"/>
+            <w:r>
+              <w:rPr>
+                <w:rFonts w:asciiTheme="majorHAnsi" w:hAnsiTheme="majorHAnsi" w:cstheme="majorHAnsi"/>
+                <w:b/>
+                <w:bCs/>
+                <w:sz w:val="22"/>
+                <w:szCs w:val="22"/>
+                <w:lang w:val="en-US"/>
+              </w:rPr>
+              <w:t xml:space="preserve"> </w:t>
+            </w:r>
+            <w:proofErr w:type="spellStart"/>
+            <w:r>
+              <w:rPr>
+                <w:rFonts w:asciiTheme="majorHAnsi" w:hAnsiTheme="majorHAnsi" w:cstheme="majorHAnsi"/>
+                <w:b/>
+                <w:bCs/>
+                <w:sz w:val="22"/>
+                <w:szCs w:val="22"/>
+                <w:lang w:val="en-US"/>
+              </w:rPr>
+              <w:t>tế</w:t>
+            </w:r>
+            <w:proofErr w:type="spellEnd"/>
+            <w:r>
+              <w:rPr>
+                <w:rFonts w:asciiTheme="majorHAnsi" w:hAnsiTheme="majorHAnsi" w:cstheme="majorHAnsi"/>
+                <w:b/>
+                <w:bCs/>
+                <w:sz w:val="22"/>
+                <w:szCs w:val="22"/>
+                <w:lang w:val="en-US"/>
+              </w:rPr>
+              <w:t xml:space="preserve"> </w:t>
+            </w:r>
+            <w:r>
+              <w:rPr>
+                <w:rFonts w:asciiTheme="majorHAnsi" w:hAnsiTheme="majorHAnsi" w:cstheme="majorHAnsi"/>
+                <w:b/>
+                <w:bCs/>
+                <w:sz w:val="22"/>
+                <w:szCs w:val="22"/>
+                <w:lang w:val="en-US"/>
+              </w:rPr>
+              <w:t>(kWh)</w:t>
+            </w:r>
+          </w:p>
+        </w:tc>
+        <w:tc>
+          <w:tcPr>
+            <w:tcW w:w="294" w:type="pct"/>
             <w:vMerge w:val="restart"/>
             <w:tcBorders>
               <w:top w:val="single" w:sz="4" w:space="0" w:color="auto"/>
@@ -1439,7 +1522,7 @@
         </w:trPr>
         <w:tc>
           <w:tcPr>
-            <w:tcW w:w="660" w:type="pct"/>
+            <w:tcW w:w="632" w:type="pct"/>
             <w:vMerge/>
             <w:vAlign w:val="center"/>
           </w:tcPr>
@@ -1460,7 +1543,7 @@
         </w:tc>
         <w:tc>
           <w:tcPr>
-            <w:tcW w:w="518" w:type="pct"/>
+            <w:tcW w:w="439" w:type="pct"/>
             <w:vMerge/>
             <w:vAlign w:val="center"/>
           </w:tcPr>
@@ -1481,7 +1564,7 @@
         </w:tc>
         <w:tc>
           <w:tcPr>
-            <w:tcW w:w="516" w:type="pct"/>
+            <w:tcW w:w="510" w:type="pct"/>
             <w:vAlign w:val="center"/>
           </w:tcPr>
           <w:p>
@@ -1538,7 +1621,7 @@
         </w:tc>
         <w:tc>
           <w:tcPr>
-            <w:tcW w:w="488" w:type="pct"/>
+            <w:tcW w:w="511" w:type="pct"/>
             <w:vAlign w:val="center"/>
           </w:tcPr>
           <w:p>
@@ -1595,7 +1678,7 @@
         </w:tc>
         <w:tc>
           <w:tcPr>
-            <w:tcW w:w="479" w:type="pct"/>
+            <w:tcW w:w="438" w:type="pct"/>
             <w:vMerge/>
             <w:vAlign w:val="center"/>
           </w:tcPr>
@@ -1616,7 +1699,7 @@
         </w:tc>
         <w:tc>
           <w:tcPr>
-            <w:tcW w:w="755" w:type="pct"/>
+            <w:tcW w:w="725" w:type="pct"/>
             <w:vMerge/>
             <w:vAlign w:val="center"/>
           </w:tcPr>
@@ -1637,7 +1720,7 @@
         </w:tc>
         <w:tc>
           <w:tcPr>
-            <w:tcW w:w="714" w:type="pct"/>
+            <w:tcW w:w="725" w:type="pct"/>
             <w:vMerge/>
             <w:vAlign w:val="center"/>
           </w:tcPr>
@@ -1658,7 +1741,7 @@
         </w:tc>
         <w:tc>
           <w:tcPr>
-            <w:tcW w:w="529" w:type="pct"/>
+            <w:tcW w:w="725" w:type="pct"/>
             <w:vMerge/>
             <w:vAlign w:val="center"/>
           </w:tcPr>
@@ -1679,7 +1762,7 @@
         </w:tc>
         <w:tc>
           <w:tcPr>
-            <w:tcW w:w="341" w:type="pct"/>
+            <w:tcW w:w="294" w:type="pct"/>
             <w:vMerge/>
             <w:vAlign w:val="center"/>
           </w:tcPr>
@@ -1702,7 +1785,7 @@
       <w:tr>
         <w:tc>
           <w:tcPr>
-            <w:tcW w:w="660" w:type="pct"/>
+            <w:tcW w:w="632" w:type="pct"/>
             <w:vMerge/>
             <w:vAlign w:val="center"/>
           </w:tcPr>
@@ -1723,7 +1806,7 @@
         </w:tc>
         <w:tc>
           <w:tcPr>
-            <w:tcW w:w="518" w:type="pct"/>
+            <w:tcW w:w="439" w:type="pct"/>
             <w:vAlign w:val="center"/>
           </w:tcPr>
           <w:p>
@@ -1754,7 +1837,7 @@
         </w:tc>
         <w:tc>
           <w:tcPr>
-            <w:tcW w:w="516" w:type="pct"/>
+            <w:tcW w:w="510" w:type="pct"/>
             <w:vAlign w:val="center"/>
           </w:tcPr>
           <w:p>
@@ -1785,7 +1868,7 @@
         </w:tc>
         <w:tc>
           <w:tcPr>
-            <w:tcW w:w="488" w:type="pct"/>
+            <w:tcW w:w="511" w:type="pct"/>
             <w:vAlign w:val="center"/>
           </w:tcPr>
           <w:p>
@@ -1816,7 +1899,7 @@
         </w:tc>
         <w:tc>
           <w:tcPr>
-            <w:tcW w:w="479" w:type="pct"/>
+            <w:tcW w:w="438" w:type="pct"/>
             <w:vAlign w:val="center"/>
           </w:tcPr>
           <w:p>
@@ -1847,7 +1930,7 @@
         </w:tc>
         <w:tc>
           <w:tcPr>
-            <w:tcW w:w="755" w:type="pct"/>
+            <w:tcW w:w="725" w:type="pct"/>
             <w:vAlign w:val="center"/>
           </w:tcPr>
           <w:p>
@@ -1883,7 +1966,7 @@
         </w:tc>
         <w:tc>
           <w:tcPr>
-            <w:tcW w:w="714" w:type="pct"/>
+            <w:tcW w:w="725" w:type="pct"/>
             <w:vAlign w:val="center"/>
           </w:tcPr>
           <w:p>
@@ -1914,7 +1997,7 @@
         </w:tc>
         <w:tc>
           <w:tcPr>
-            <w:tcW w:w="529" w:type="pct"/>
+            <w:tcW w:w="725" w:type="pct"/>
             <w:vAlign w:val="center"/>
           </w:tcPr>
           <w:p>
@@ -1945,7 +2028,7 @@
         </w:tc>
         <w:tc>
           <w:tcPr>
-            <w:tcW w:w="341" w:type="pct"/>
+            <w:tcW w:w="294" w:type="pct"/>
             <w:vAlign w:val="center"/>
           </w:tcPr>
           <w:p>
@@ -1978,7 +2061,7 @@
       <w:tr>
         <w:tc>
           <w:tcPr>
-            <w:tcW w:w="660" w:type="pct"/>
+            <w:tcW w:w="632" w:type="pct"/>
             <w:vMerge w:val="restart"/>
             <w:vAlign w:val="center"/>
           </w:tcPr>
@@ -2026,7 +2109,7 @@
         </w:tc>
         <w:tc>
           <w:tcPr>
-            <w:tcW w:w="518" w:type="pct"/>
+            <w:tcW w:w="439" w:type="pct"/>
             <w:vAlign w:val="center"/>
           </w:tcPr>
           <w:p>
@@ -2070,7 +2153,7 @@
         </w:tc>
         <w:tc>
           <w:tcPr>
-            <w:tcW w:w="516" w:type="pct"/>
+            <w:tcW w:w="510" w:type="pct"/>
             <w:vAlign w:val="center"/>
           </w:tcPr>
           <w:p>
@@ -2126,7 +2209,7 @@
         </w:tc>
         <w:tc>
           <w:tcPr>
-            <w:tcW w:w="488" w:type="pct"/>
+            <w:tcW w:w="511" w:type="pct"/>
             <w:vAlign w:val="center"/>
           </w:tcPr>
           <w:p>
@@ -2182,7 +2265,7 @@
         </w:tc>
         <w:tc>
           <w:tcPr>
-            <w:tcW w:w="479" w:type="pct"/>
+            <w:tcW w:w="438" w:type="pct"/>
             <w:vMerge w:val="restart"/>
             <w:vAlign w:val="center"/>
           </w:tcPr>
@@ -2230,7 +2313,7 @@
         </w:tc>
         <w:tc>
           <w:tcPr>
-            <w:tcW w:w="755" w:type="pct"/>
+            <w:tcW w:w="725" w:type="pct"/>
             <w:vAlign w:val="center"/>
           </w:tcPr>
           <w:p>
@@ -2277,7 +2360,7 @@
         </w:tc>
         <w:tc>
           <w:tcPr>
-            <w:tcW w:w="714" w:type="pct"/>
+            <w:tcW w:w="725" w:type="pct"/>
             <w:vAlign w:val="center"/>
           </w:tcPr>
           <w:p>
@@ -2324,7 +2407,7 @@
         </w:tc>
         <w:tc>
           <w:tcPr>
-            <w:tcW w:w="529" w:type="pct"/>
+            <w:tcW w:w="725" w:type="pct"/>
             <w:vAlign w:val="center"/>
           </w:tcPr>
           <w:p>
@@ -2371,7 +2454,7 @@
         </w:tc>
         <w:tc>
           <w:tcPr>
-            <w:tcW w:w="341" w:type="pct"/>
+            <w:tcW w:w="294" w:type="pct"/>
             <w:vMerge w:val="restart"/>
             <w:vAlign w:val="center"/>
           </w:tcPr>
@@ -2421,7 +2504,7 @@
       <w:tr>
         <w:tc>
           <w:tcPr>
-            <w:tcW w:w="660" w:type="pct"/>
+            <w:tcW w:w="632" w:type="pct"/>
             <w:vMerge/>
             <w:vAlign w:val="center"/>
           </w:tcPr>
@@ -2442,7 +2525,7 @@
         </w:tc>
         <w:tc>
           <w:tcPr>
-            <w:tcW w:w="518" w:type="pct"/>
+            <w:tcW w:w="439" w:type="pct"/>
             <w:vAlign w:val="center"/>
           </w:tcPr>
           <w:p>
@@ -2473,7 +2556,7 @@
         </w:tc>
         <w:tc>
           <w:tcPr>
-            <w:tcW w:w="516" w:type="pct"/>
+            <w:tcW w:w="510" w:type="pct"/>
             <w:vAlign w:val="center"/>
           </w:tcPr>
           <w:p>
@@ -2520,7 +2603,7 @@
         </w:tc>
         <w:tc>
           <w:tcPr>
-            <w:tcW w:w="488" w:type="pct"/>
+            <w:tcW w:w="511" w:type="pct"/>
             <w:vAlign w:val="center"/>
           </w:tcPr>
           <w:p>
@@ -2567,7 +2650,7 @@
         </w:tc>
         <w:tc>
           <w:tcPr>
-            <w:tcW w:w="479" w:type="pct"/>
+            <w:tcW w:w="438" w:type="pct"/>
             <w:vMerge/>
             <w:vAlign w:val="center"/>
           </w:tcPr>
@@ -2586,7 +2669,7 @@
         </w:tc>
         <w:tc>
           <w:tcPr>
-            <w:tcW w:w="755" w:type="pct"/>
+            <w:tcW w:w="725" w:type="pct"/>
             <w:vAlign w:val="center"/>
           </w:tcPr>
           <w:p>
@@ -2633,7 +2716,7 @@
         </w:tc>
         <w:tc>
           <w:tcPr>
-            <w:tcW w:w="714" w:type="pct"/>
+            <w:tcW w:w="725" w:type="pct"/>
             <w:vAlign w:val="center"/>
           </w:tcPr>
           <w:p>
@@ -2680,7 +2763,7 @@
         </w:tc>
         <w:tc>
           <w:tcPr>
-            <w:tcW w:w="529" w:type="pct"/>
+            <w:tcW w:w="725" w:type="pct"/>
             <w:vAlign w:val="center"/>
           </w:tcPr>
           <w:p>
@@ -2727,7 +2810,7 @@
         </w:tc>
         <w:tc>
           <w:tcPr>
-            <w:tcW w:w="341" w:type="pct"/>
+            <w:tcW w:w="294" w:type="pct"/>
             <w:vMerge/>
             <w:vAlign w:val="center"/>
           </w:tcPr>
@@ -2750,7 +2833,7 @@
       <w:tr>
         <w:tc>
           <w:tcPr>
-            <w:tcW w:w="660" w:type="pct"/>
+            <w:tcW w:w="632" w:type="pct"/>
             <w:vMerge/>
             <w:vAlign w:val="center"/>
           </w:tcPr>
@@ -2771,7 +2854,7 @@
         </w:tc>
         <w:tc>
           <w:tcPr>
-            <w:tcW w:w="518" w:type="pct"/>
+            <w:tcW w:w="439" w:type="pct"/>
             <w:vAlign w:val="center"/>
           </w:tcPr>
           <w:p>
@@ -2802,7 +2885,7 @@
         </w:tc>
         <w:tc>
           <w:tcPr>
-            <w:tcW w:w="516" w:type="pct"/>
+            <w:tcW w:w="510" w:type="pct"/>
             <w:vAlign w:val="center"/>
           </w:tcPr>
           <w:p>
@@ -2849,7 +2932,7 @@
         </w:tc>
         <w:tc>
           <w:tcPr>
-            <w:tcW w:w="488" w:type="pct"/>
+            <w:tcW w:w="511" w:type="pct"/>
             <w:vAlign w:val="center"/>
           </w:tcPr>
           <w:p>
@@ -2896,7 +2979,7 @@
         </w:tc>
         <w:tc>
           <w:tcPr>
-            <w:tcW w:w="479" w:type="pct"/>
+            <w:tcW w:w="438" w:type="pct"/>
             <w:vMerge/>
             <w:vAlign w:val="center"/>
           </w:tcPr>
@@ -2915,7 +2998,7 @@
         </w:tc>
         <w:tc>
           <w:tcPr>
-            <w:tcW w:w="755" w:type="pct"/>
+            <w:tcW w:w="725" w:type="pct"/>
             <w:vAlign w:val="center"/>
           </w:tcPr>
           <w:p>
@@ -2962,7 +3045,7 @@
         </w:tc>
         <w:tc>
           <w:tcPr>
-            <w:tcW w:w="714" w:type="pct"/>
+            <w:tcW w:w="725" w:type="pct"/>
             <w:vAlign w:val="center"/>
           </w:tcPr>
           <w:p>
@@ -3009,7 +3092,7 @@
         </w:tc>
         <w:tc>
           <w:tcPr>
-            <w:tcW w:w="529" w:type="pct"/>
+            <w:tcW w:w="725" w:type="pct"/>
             <w:vAlign w:val="center"/>
           </w:tcPr>
           <w:p>
@@ -3056,7 +3139,7 @@
         </w:tc>
         <w:tc>
           <w:tcPr>
-            <w:tcW w:w="341" w:type="pct"/>
+            <w:tcW w:w="294" w:type="pct"/>
             <w:vMerge/>
             <w:vAlign w:val="center"/>
           </w:tcPr>
@@ -3079,7 +3162,7 @@
       <w:tr>
         <w:tc>
           <w:tcPr>
-            <w:tcW w:w="660" w:type="pct"/>
+            <w:tcW w:w="632" w:type="pct"/>
             <w:vMerge/>
             <w:vAlign w:val="center"/>
           </w:tcPr>
@@ -3100,7 +3183,7 @@
         </w:tc>
         <w:tc>
           <w:tcPr>
-            <w:tcW w:w="518" w:type="pct"/>
+            <w:tcW w:w="439" w:type="pct"/>
             <w:vAlign w:val="center"/>
           </w:tcPr>
           <w:p>
@@ -3131,7 +3214,7 @@
         </w:tc>
         <w:tc>
           <w:tcPr>
-            <w:tcW w:w="516" w:type="pct"/>
+            <w:tcW w:w="510" w:type="pct"/>
             <w:vAlign w:val="center"/>
           </w:tcPr>
           <w:p>
@@ -3178,7 +3261,7 @@
         </w:tc>
         <w:tc>
           <w:tcPr>
-            <w:tcW w:w="488" w:type="pct"/>
+            <w:tcW w:w="511" w:type="pct"/>
             <w:vAlign w:val="center"/>
           </w:tcPr>
           <w:p>
@@ -3225,7 +3308,7 @@
         </w:tc>
         <w:tc>
           <w:tcPr>
-            <w:tcW w:w="479" w:type="pct"/>
+            <w:tcW w:w="438" w:type="pct"/>
             <w:vMerge/>
             <w:vAlign w:val="center"/>
           </w:tcPr>
@@ -3244,7 +3327,7 @@
         </w:tc>
         <w:tc>
           <w:tcPr>
-            <w:tcW w:w="755" w:type="pct"/>
+            <w:tcW w:w="725" w:type="pct"/>
             <w:vAlign w:val="center"/>
           </w:tcPr>
           <w:p>
@@ -3291,7 +3374,7 @@
         </w:tc>
         <w:tc>
           <w:tcPr>
-            <w:tcW w:w="714" w:type="pct"/>
+            <w:tcW w:w="725" w:type="pct"/>
             <w:vAlign w:val="center"/>
           </w:tcPr>
           <w:p>
@@ -3338,7 +3421,7 @@
         </w:tc>
         <w:tc>
           <w:tcPr>
-            <w:tcW w:w="529" w:type="pct"/>
+            <w:tcW w:w="725" w:type="pct"/>
             <w:vAlign w:val="center"/>
           </w:tcPr>
           <w:p>
@@ -3365,7 +3448,7 @@
         </w:tc>
         <w:tc>
           <w:tcPr>
-            <w:tcW w:w="341" w:type="pct"/>
+            <w:tcW w:w="294" w:type="pct"/>
             <w:vMerge/>
             <w:vAlign w:val="center"/>
           </w:tcPr>
@@ -3388,7 +3471,7 @@
       <w:tr>
         <w:tc>
           <w:tcPr>
-            <w:tcW w:w="660" w:type="pct"/>
+            <w:tcW w:w="632" w:type="pct"/>
             <w:vMerge/>
             <w:vAlign w:val="center"/>
           </w:tcPr>
@@ -3409,7 +3492,7 @@
         </w:tc>
         <w:tc>
           <w:tcPr>
-            <w:tcW w:w="518" w:type="pct"/>
+            <w:tcW w:w="439" w:type="pct"/>
             <w:vAlign w:val="center"/>
           </w:tcPr>
           <w:p>
@@ -3466,7 +3549,7 @@
         </w:tc>
         <w:tc>
           <w:tcPr>
-            <w:tcW w:w="516" w:type="pct"/>
+            <w:tcW w:w="510" w:type="pct"/>
             <w:vAlign w:val="center"/>
           </w:tcPr>
           <w:p>
@@ -3513,7 +3596,7 @@
         </w:tc>
         <w:tc>
           <w:tcPr>
-            <w:tcW w:w="488" w:type="pct"/>
+            <w:tcW w:w="511" w:type="pct"/>
             <w:vAlign w:val="center"/>
           </w:tcPr>
           <w:p>
@@ -3560,7 +3643,7 @@
         </w:tc>
         <w:tc>
           <w:tcPr>
-            <w:tcW w:w="479" w:type="pct"/>
+            <w:tcW w:w="438" w:type="pct"/>
             <w:vMerge/>
             <w:vAlign w:val="center"/>
           </w:tcPr>
@@ -3579,7 +3662,7 @@
         </w:tc>
         <w:tc>
           <w:tcPr>
-            <w:tcW w:w="755" w:type="pct"/>
+            <w:tcW w:w="725" w:type="pct"/>
             <w:vAlign w:val="center"/>
           </w:tcPr>
           <w:p>
@@ -3626,7 +3709,7 @@
         </w:tc>
         <w:tc>
           <w:tcPr>
-            <w:tcW w:w="714" w:type="pct"/>
+            <w:tcW w:w="725" w:type="pct"/>
             <w:vAlign w:val="center"/>
           </w:tcPr>
           <w:p>
@@ -3673,7 +3756,7 @@
         </w:tc>
         <w:tc>
           <w:tcPr>
-            <w:tcW w:w="529" w:type="pct"/>
+            <w:tcW w:w="725" w:type="pct"/>
             <w:vAlign w:val="center"/>
           </w:tcPr>
           <w:p>
@@ -3720,7 +3803,7 @@
         </w:tc>
         <w:tc>
           <w:tcPr>
-            <w:tcW w:w="341" w:type="pct"/>
+            <w:tcW w:w="294" w:type="pct"/>
             <w:vMerge/>
             <w:vAlign w:val="center"/>
           </w:tcPr>
